--- a/instructor_manual.docx
+++ b/instructor_manual.docx
@@ -719,7 +719,7 @@
                 <w:sz w:val="22"/>
                 <w:szCs w:val="22"/>
               </w:rPr>
-              <w:t>Breaks a run into 11–15 inspectable steps, and renders the workflow document and SOP report.</w:t>
+              <w:t>Breaks a run into 11–17 inspectable steps, and renders the workflow document and SOP report.</w:t>
             </w:r>
           </w:p>
         </w:tc>
@@ -754,6 +754,74 @@
                 <w:sz w:val="22"/>
                 <w:szCs w:val="22"/>
               </w:rPr>
+              <w:t>Evidence metrics (core/evidence_metrics.py)</w:t>
+            </w:r>
+          </w:p>
+        </w:tc>
+        <w:tc>
+          <w:tcPr>
+            <w:tcW w:type="dxa" w:w="4680"/>
+            <w:shd w:fill="FFFFFF" w:val="clear"/>
+            <w:tcBorders>
+              <w:top w:val="single" w:color="CCCCCC" w:sz="1"/>
+              <w:left w:val="single" w:color="CCCCCC" w:sz="1"/>
+              <w:bottom w:val="single" w:color="CCCCCC" w:sz="1"/>
+              <w:right w:val="single" w:color="CCCCCC" w:sz="1"/>
+            </w:tcBorders>
+            <w:tcMar>
+              <w:top w:type="dxa" w:w="120"/>
+              <w:left w:type="dxa" w:w="160"/>
+              <w:bottom w:type="dxa" w:w="120"/>
+              <w:right w:type="dxa" w:w="160"/>
+            </w:tcMar>
+          </w:tcPr>
+          <w:p>
+            <w:pPr>
+              <w:spacing w:before="40" w:after="40"/>
+            </w:pPr>
+            <w:r/>
+            <w:r>
+              <w:rPr>
+                <w:rFonts w:ascii="Arial" w:cs="Arial" w:eastAsia="Arial" w:hAnsi="Arial"/>
+                <w:color w:val="1A1A1A"/>
+                <w:sz w:val="22"/>
+                <w:szCs w:val="22"/>
+              </w:rPr>
+              <w:t>A fixed registry of pandas analyzers that compute timing regularity, off-hours share, outcome rates, volume escalation and entity cardinality over the CSV evidence.</w:t>
+            </w:r>
+          </w:p>
+        </w:tc>
+      </w:tr>
+      <w:tr>
+        <w:tc>
+          <w:tcPr>
+            <w:tcW w:type="dxa" w:w="4680"/>
+            <w:shd w:fill="BDD7EE" w:val="clear"/>
+            <w:tcBorders>
+              <w:top w:val="single" w:color="CCCCCC" w:sz="1"/>
+              <w:left w:val="single" w:color="CCCCCC" w:sz="1"/>
+              <w:bottom w:val="single" w:color="CCCCCC" w:sz="1"/>
+              <w:right w:val="single" w:color="CCCCCC" w:sz="1"/>
+            </w:tcBorders>
+            <w:tcMar>
+              <w:top w:type="dxa" w:w="120"/>
+              <w:left w:type="dxa" w:w="160"/>
+              <w:bottom w:type="dxa" w:w="120"/>
+              <w:right w:type="dxa" w:w="160"/>
+            </w:tcMar>
+          </w:tcPr>
+          <w:p>
+            <w:pPr>
+              <w:spacing w:before="40" w:after="40"/>
+            </w:pPr>
+            <w:r/>
+            <w:r>
+              <w:rPr>
+                <w:rFonts w:ascii="Arial" w:cs="Arial" w:eastAsia="Arial" w:hAnsi="Arial"/>
+                <w:color w:val="1A1A1A"/>
+                <w:sz w:val="22"/>
+                <w:szCs w:val="22"/>
+              </w:rPr>
               <w:t>Interaction log (core/interaction_log.py)</w:t>
             </w:r>
           </w:p>
@@ -761,7 +829,7 @@
         <w:tc>
           <w:tcPr>
             <w:tcW w:type="dxa" w:w="4680"/>
-            <w:shd w:fill="FFFFFF" w:val="clear"/>
+            <w:shd w:fill="BDD7EE" w:val="clear"/>
             <w:tcBorders>
               <w:top w:val="single" w:color="CCCCCC" w:sz="1"/>
               <w:left w:val="single" w:color="CCCCCC" w:sz="1"/>
@@ -1550,7 +1618,7 @@
                 <w:sz w:val="22"/>
                 <w:szCs w:val="22"/>
               </w:rPr>
-              <w:t>11–15 steps, including RAG embedding, similarity search, injection scanning, context assembly, and every prompt construction.</w:t>
+              <w:t>11–17 steps, including deterministic metric computation over the log evidence, RAG embedding, similarity search, injection scanning, context assembly, and every prompt construction.</w:t>
             </w:r>
           </w:p>
         </w:tc>
@@ -11081,6 +11149,74 @@
                 <w:sz w:val="22"/>
                 <w:szCs w:val="22"/>
               </w:rPr>
+              <w:t>Did any agent contradict a measured metric?</w:t>
+            </w:r>
+          </w:p>
+        </w:tc>
+        <w:tc>
+          <w:tcPr>
+            <w:tcW w:type="dxa" w:w="4680"/>
+            <w:shd w:fill="BDD7EE" w:val="clear"/>
+            <w:tcBorders>
+              <w:top w:val="single" w:color="CCCCCC" w:sz="1"/>
+              <w:left w:val="single" w:color="CCCCCC" w:sz="1"/>
+              <w:bottom w:val="single" w:color="CCCCCC" w:sz="1"/>
+              <w:right w:val="single" w:color="CCCCCC" w:sz="1"/>
+            </w:tcBorders>
+            <w:tcMar>
+              <w:top w:type="dxa" w:w="120"/>
+              <w:left w:type="dxa" w:w="160"/>
+              <w:bottom w:type="dxa" w:w="120"/>
+              <w:right w:type="dxa" w:w="160"/>
+            </w:tcMar>
+          </w:tcPr>
+          <w:p>
+            <w:pPr>
+              <w:spacing w:before="40" w:after="40"/>
+            </w:pPr>
+            <w:r/>
+            <w:r>
+              <w:rPr>
+                <w:rFonts w:ascii="Arial" w:cs="Arial" w:eastAsia="Arial" w:hAnsi="Arial"/>
+                <w:color w:val="1A1A1A"/>
+                <w:sz w:val="22"/>
+                <w:szCs w:val="22"/>
+              </w:rPr>
+              <w:t>Names a specific claim and the metric it conflicts with. Notes whether the final synthesis caught the contradiction or repeated it.</w:t>
+            </w:r>
+          </w:p>
+        </w:tc>
+      </w:tr>
+      <w:tr>
+        <w:tc>
+          <w:tcPr>
+            <w:tcW w:type="dxa" w:w="4680"/>
+            <w:shd w:fill="FFFFFF" w:val="clear"/>
+            <w:tcBorders>
+              <w:top w:val="single" w:color="CCCCCC" w:sz="1"/>
+              <w:left w:val="single" w:color="CCCCCC" w:sz="1"/>
+              <w:bottom w:val="single" w:color="CCCCCC" w:sz="1"/>
+              <w:right w:val="single" w:color="CCCCCC" w:sz="1"/>
+            </w:tcBorders>
+            <w:tcMar>
+              <w:top w:type="dxa" w:w="120"/>
+              <w:left w:type="dxa" w:w="160"/>
+              <w:bottom w:type="dxa" w:w="120"/>
+              <w:right w:type="dxa" w:w="160"/>
+            </w:tcMar>
+          </w:tcPr>
+          <w:p>
+            <w:pPr>
+              <w:spacing w:before="40" w:after="40"/>
+            </w:pPr>
+            <w:r/>
+            <w:r>
+              <w:rPr>
+                <w:rFonts w:ascii="Arial" w:cs="Arial" w:eastAsia="Arial" w:hAnsi="Arial"/>
+                <w:color w:val="1A1A1A"/>
+                <w:sz w:val="22"/>
+                <w:szCs w:val="22"/>
+              </w:rPr>
               <w:t>What would you verify next?</w:t>
             </w:r>
           </w:p>
@@ -11088,7 +11224,7 @@
         <w:tc>
           <w:tcPr>
             <w:tcW w:type="dxa" w:w="4680"/>
-            <w:shd w:fill="BDD7EE" w:val="clear"/>
+            <w:shd w:fill="FFFFFF" w:val="clear"/>
             <w:tcBorders>
               <w:top w:val="single" w:color="CCCCCC" w:sz="1"/>
               <w:left w:val="single" w:color="CCCCCC" w:sz="1"/>
@@ -13009,7 +13145,7 @@
           <w:sz w:val="22"/>
           <w:szCs w:val="22"/>
         </w:rPr>
-        <w:t>The walkthrough builds its plan at run time. With RAG enabled it produces 15 steps; with RAG disabled the four retrieval steps are omitted, leaving 11.</w:t>
+        <w:t>The walkthrough builds its plan at run time. A scenario with tabular evidence and RAG enabled produces 17 steps; without RAG the four retrieval steps are omitted, leaving 13. The four scenarios that ship no CSV artifacts omit the two metrics steps as well, giving 15 and 11.</w:t>
       </w:r>
     </w:p>
     <w:tbl>
@@ -13302,7 +13438,7 @@
                 <w:sz w:val="22"/>
                 <w:szCs w:val="22"/>
               </w:rPr>
-              <w:t>Embed the retrieval query</w:t>
+              <w:t>Select deterministic analyses for the tabular evidence</w:t>
             </w:r>
           </w:p>
         </w:tc>
@@ -13335,7 +13471,7 @@
                 <w:sz w:val="22"/>
                 <w:szCs w:val="22"/>
               </w:rPr>
-              <w:t>rag_embed_query</w:t>
+              <w:t>metrics_plan</w:t>
             </w:r>
           </w:p>
         </w:tc>
@@ -13403,7 +13539,7 @@
                 <w:sz w:val="22"/>
                 <w:szCs w:val="22"/>
               </w:rPr>
-              <w:t>Search the knowledge base</w:t>
+              <w:t>Compute deterministic metrics over the tabular evidence</w:t>
             </w:r>
           </w:p>
         </w:tc>
@@ -13436,7 +13572,7 @@
                 <w:sz w:val="22"/>
                 <w:szCs w:val="22"/>
               </w:rPr>
-              <w:t>rag_similarity_search</w:t>
+              <w:t>metrics_compute</w:t>
             </w:r>
           </w:p>
         </w:tc>
@@ -13504,7 +13640,7 @@
                 <w:sz w:val="22"/>
                 <w:szCs w:val="22"/>
               </w:rPr>
-              <w:t>Scan retrieved content for injection signals</w:t>
+              <w:t>Embed the retrieval query</w:t>
             </w:r>
           </w:p>
         </w:tc>
@@ -13537,7 +13673,7 @@
                 <w:sz w:val="22"/>
                 <w:szCs w:val="22"/>
               </w:rPr>
-              <w:t>rag_flag_check</w:t>
+              <w:t>rag_embed_query</w:t>
             </w:r>
           </w:p>
         </w:tc>
@@ -13605,7 +13741,7 @@
                 <w:sz w:val="22"/>
                 <w:szCs w:val="22"/>
               </w:rPr>
-              <w:t>Assemble the RAG context block</w:t>
+              <w:t>Search the knowledge base</w:t>
             </w:r>
           </w:p>
         </w:tc>
@@ -13638,7 +13774,7 @@
                 <w:sz w:val="22"/>
                 <w:szCs w:val="22"/>
               </w:rPr>
-              <w:t>rag_assemble_context</w:t>
+              <w:t>rag_similarity_search</w:t>
             </w:r>
           </w:p>
         </w:tc>
@@ -13673,7 +13809,7 @@
                 <w:sz w:val="22"/>
                 <w:szCs w:val="22"/>
               </w:rPr>
-              <w:t>6–13</w:t>
+              <w:t>6</w:t>
             </w:r>
           </w:p>
         </w:tc>
@@ -13706,7 +13842,7 @@
                 <w:sz w:val="22"/>
                 <w:szCs w:val="22"/>
               </w:rPr>
-              <w:t>Construct prompt and run analysis, for each of the four agents in turn</w:t>
+              <w:t>Scan retrieved content for injection signals</w:t>
             </w:r>
           </w:p>
         </w:tc>
@@ -13739,7 +13875,7 @@
                 <w:sz w:val="22"/>
                 <w:szCs w:val="22"/>
               </w:rPr>
-              <w:t>agent_prompt_construct, agent_llm_call</w:t>
+              <w:t>rag_flag_check</w:t>
             </w:r>
           </w:p>
         </w:tc>
@@ -13774,7 +13910,7 @@
                 <w:sz w:val="22"/>
                 <w:szCs w:val="22"/>
               </w:rPr>
-              <w:t>14</w:t>
+              <w:t>7</w:t>
             </w:r>
           </w:p>
         </w:tc>
@@ -13807,7 +13943,7 @@
                 <w:sz w:val="22"/>
                 <w:szCs w:val="22"/>
               </w:rPr>
-              <w:t>Construct final synthesis prompt</w:t>
+              <w:t>Assemble the RAG context block</w:t>
             </w:r>
           </w:p>
         </w:tc>
@@ -13840,7 +13976,7 @@
                 <w:sz w:val="22"/>
                 <w:szCs w:val="22"/>
               </w:rPr>
-              <w:t>synthesis_prompt_construct</w:t>
+              <w:t>rag_assemble_context</w:t>
             </w:r>
           </w:p>
         </w:tc>
@@ -13875,7 +14011,209 @@
                 <w:sz w:val="22"/>
                 <w:szCs w:val="22"/>
               </w:rPr>
-              <w:t>15</w:t>
+              <w:t>8–15</w:t>
+            </w:r>
+          </w:p>
+        </w:tc>
+        <w:tc>
+          <w:tcPr>
+            <w:tcW w:type="dxa" w:w="3120"/>
+            <w:shd w:fill="BDD7EE" w:val="clear"/>
+            <w:tcBorders>
+              <w:top w:val="single" w:color="CCCCCC" w:sz="1"/>
+              <w:left w:val="single" w:color="CCCCCC" w:sz="1"/>
+              <w:bottom w:val="single" w:color="CCCCCC" w:sz="1"/>
+              <w:right w:val="single" w:color="CCCCCC" w:sz="1"/>
+            </w:tcBorders>
+            <w:tcMar>
+              <w:top w:type="dxa" w:w="120"/>
+              <w:left w:type="dxa" w:w="160"/>
+              <w:bottom w:type="dxa" w:w="120"/>
+              <w:right w:type="dxa" w:w="160"/>
+            </w:tcMar>
+          </w:tcPr>
+          <w:p>
+            <w:pPr>
+              <w:spacing w:before="40" w:after="40"/>
+            </w:pPr>
+            <w:r/>
+            <w:r>
+              <w:rPr>
+                <w:rFonts w:ascii="Arial" w:cs="Arial" w:eastAsia="Arial" w:hAnsi="Arial"/>
+                <w:color w:val="1A1A1A"/>
+                <w:sz w:val="22"/>
+                <w:szCs w:val="22"/>
+              </w:rPr>
+              <w:t>Construct prompt and run analysis, for each of the four agents in turn</w:t>
+            </w:r>
+          </w:p>
+        </w:tc>
+        <w:tc>
+          <w:tcPr>
+            <w:tcW w:type="dxa" w:w="3120"/>
+            <w:shd w:fill="BDD7EE" w:val="clear"/>
+            <w:tcBorders>
+              <w:top w:val="single" w:color="CCCCCC" w:sz="1"/>
+              <w:left w:val="single" w:color="CCCCCC" w:sz="1"/>
+              <w:bottom w:val="single" w:color="CCCCCC" w:sz="1"/>
+              <w:right w:val="single" w:color="CCCCCC" w:sz="1"/>
+            </w:tcBorders>
+            <w:tcMar>
+              <w:top w:type="dxa" w:w="120"/>
+              <w:left w:type="dxa" w:w="160"/>
+              <w:bottom w:type="dxa" w:w="120"/>
+              <w:right w:type="dxa" w:w="160"/>
+            </w:tcMar>
+          </w:tcPr>
+          <w:p>
+            <w:pPr>
+              <w:spacing w:before="40" w:after="40"/>
+            </w:pPr>
+            <w:r/>
+            <w:r>
+              <w:rPr>
+                <w:rFonts w:ascii="Arial" w:cs="Arial" w:eastAsia="Arial" w:hAnsi="Arial"/>
+                <w:color w:val="1A1A1A"/>
+                <w:sz w:val="22"/>
+                <w:szCs w:val="22"/>
+              </w:rPr>
+              <w:t>agent_prompt_construct, agent_llm_call</w:t>
+            </w:r>
+          </w:p>
+        </w:tc>
+      </w:tr>
+      <w:tr>
+        <w:tc>
+          <w:tcPr>
+            <w:tcW w:type="dxa" w:w="3120"/>
+            <w:shd w:fill="FFFFFF" w:val="clear"/>
+            <w:tcBorders>
+              <w:top w:val="single" w:color="CCCCCC" w:sz="1"/>
+              <w:left w:val="single" w:color="CCCCCC" w:sz="1"/>
+              <w:bottom w:val="single" w:color="CCCCCC" w:sz="1"/>
+              <w:right w:val="single" w:color="CCCCCC" w:sz="1"/>
+            </w:tcBorders>
+            <w:tcMar>
+              <w:top w:type="dxa" w:w="120"/>
+              <w:left w:type="dxa" w:w="160"/>
+              <w:bottom w:type="dxa" w:w="120"/>
+              <w:right w:type="dxa" w:w="160"/>
+            </w:tcMar>
+          </w:tcPr>
+          <w:p>
+            <w:pPr>
+              <w:spacing w:before="40" w:after="40"/>
+            </w:pPr>
+            <w:r/>
+            <w:r>
+              <w:rPr>
+                <w:rFonts w:ascii="Arial" w:cs="Arial" w:eastAsia="Arial" w:hAnsi="Arial"/>
+                <w:color w:val="1A1A1A"/>
+                <w:sz w:val="22"/>
+                <w:szCs w:val="22"/>
+              </w:rPr>
+              <w:t>16</w:t>
+            </w:r>
+          </w:p>
+        </w:tc>
+        <w:tc>
+          <w:tcPr>
+            <w:tcW w:type="dxa" w:w="3120"/>
+            <w:shd w:fill="FFFFFF" w:val="clear"/>
+            <w:tcBorders>
+              <w:top w:val="single" w:color="CCCCCC" w:sz="1"/>
+              <w:left w:val="single" w:color="CCCCCC" w:sz="1"/>
+              <w:bottom w:val="single" w:color="CCCCCC" w:sz="1"/>
+              <w:right w:val="single" w:color="CCCCCC" w:sz="1"/>
+            </w:tcBorders>
+            <w:tcMar>
+              <w:top w:type="dxa" w:w="120"/>
+              <w:left w:type="dxa" w:w="160"/>
+              <w:bottom w:type="dxa" w:w="120"/>
+              <w:right w:type="dxa" w:w="160"/>
+            </w:tcMar>
+          </w:tcPr>
+          <w:p>
+            <w:pPr>
+              <w:spacing w:before="40" w:after="40"/>
+            </w:pPr>
+            <w:r/>
+            <w:r>
+              <w:rPr>
+                <w:rFonts w:ascii="Arial" w:cs="Arial" w:eastAsia="Arial" w:hAnsi="Arial"/>
+                <w:color w:val="1A1A1A"/>
+                <w:sz w:val="22"/>
+                <w:szCs w:val="22"/>
+              </w:rPr>
+              <w:t>Construct final synthesis prompt</w:t>
+            </w:r>
+          </w:p>
+        </w:tc>
+        <w:tc>
+          <w:tcPr>
+            <w:tcW w:type="dxa" w:w="3120"/>
+            <w:shd w:fill="FFFFFF" w:val="clear"/>
+            <w:tcBorders>
+              <w:top w:val="single" w:color="CCCCCC" w:sz="1"/>
+              <w:left w:val="single" w:color="CCCCCC" w:sz="1"/>
+              <w:bottom w:val="single" w:color="CCCCCC" w:sz="1"/>
+              <w:right w:val="single" w:color="CCCCCC" w:sz="1"/>
+            </w:tcBorders>
+            <w:tcMar>
+              <w:top w:type="dxa" w:w="120"/>
+              <w:left w:type="dxa" w:w="160"/>
+              <w:bottom w:type="dxa" w:w="120"/>
+              <w:right w:type="dxa" w:w="160"/>
+            </w:tcMar>
+          </w:tcPr>
+          <w:p>
+            <w:pPr>
+              <w:spacing w:before="40" w:after="40"/>
+            </w:pPr>
+            <w:r/>
+            <w:r>
+              <w:rPr>
+                <w:rFonts w:ascii="Arial" w:cs="Arial" w:eastAsia="Arial" w:hAnsi="Arial"/>
+                <w:color w:val="1A1A1A"/>
+                <w:sz w:val="22"/>
+                <w:szCs w:val="22"/>
+              </w:rPr>
+              <w:t>synthesis_prompt_construct</w:t>
+            </w:r>
+          </w:p>
+        </w:tc>
+      </w:tr>
+      <w:tr>
+        <w:tc>
+          <w:tcPr>
+            <w:tcW w:type="dxa" w:w="3120"/>
+            <w:shd w:fill="BDD7EE" w:val="clear"/>
+            <w:tcBorders>
+              <w:top w:val="single" w:color="CCCCCC" w:sz="1"/>
+              <w:left w:val="single" w:color="CCCCCC" w:sz="1"/>
+              <w:bottom w:val="single" w:color="CCCCCC" w:sz="1"/>
+              <w:right w:val="single" w:color="CCCCCC" w:sz="1"/>
+            </w:tcBorders>
+            <w:tcMar>
+              <w:top w:type="dxa" w:w="120"/>
+              <w:left w:type="dxa" w:w="160"/>
+              <w:bottom w:type="dxa" w:w="120"/>
+              <w:right w:type="dxa" w:w="160"/>
+            </w:tcMar>
+          </w:tcPr>
+          <w:p>
+            <w:pPr>
+              <w:spacing w:before="40" w:after="40"/>
+            </w:pPr>
+            <w:r/>
+            <w:r>
+              <w:rPr>
+                <w:rFonts w:ascii="Arial" w:cs="Arial" w:eastAsia="Arial" w:hAnsi="Arial"/>
+                <w:color w:val="1A1A1A"/>
+                <w:sz w:val="22"/>
+                <w:szCs w:val="22"/>
+              </w:rPr>
+              <w:t>17</w:t>
             </w:r>
           </w:p>
         </w:tc>
@@ -13980,7 +14318,7 @@
           <w:sz w:val="26"/>
           <w:szCs w:val="26"/>
         </w:rPr>
-        <w:t>8.5 Export Formats</w:t>
+        <w:t>8.5 Deterministic Evidence Metrics</w:t>
       </w:r>
     </w:p>
     <w:p>
@@ -13994,7 +14332,7 @@
           <w:sz w:val="22"/>
           <w:szCs w:val="22"/>
         </w:rPr>
-        <w:t>Each exported run bundle is a JSON file in exports/ with the following fields:</w:t>
+        <w:t>Eight of the twelve scenarios ship CSV log evidence. Before any agent reasons about it, a fixed registry of pandas analyzers computes measurements over it, and those measurements are injected into every agent prompt alongside the retrieved context.</w:t>
       </w:r>
     </w:p>
     <w:tbl>
@@ -14047,7 +14385,7 @@
                 <w:sz w:val="22"/>
                 <w:szCs w:val="22"/>
               </w:rPr>
-              <w:t>Field</w:t>
+              <w:t>Analyzer</w:t>
             </w:r>
           </w:p>
         </w:tc>
@@ -14082,7 +14420,7 @@
                 <w:sz w:val="22"/>
                 <w:szCs w:val="22"/>
               </w:rPr>
-              <w:t>Contents</w:t>
+              <w:t>What it measures</w:t>
             </w:r>
           </w:p>
         </w:tc>
@@ -14117,7 +14455,7 @@
                 <w:sz w:val="22"/>
                 <w:szCs w:val="22"/>
               </w:rPr>
-              <w:t>scenario_id</w:t>
+              <w:t>interval_regularity</w:t>
             </w:r>
           </w:p>
         </w:tc>
@@ -14150,7 +14488,7 @@
                 <w:sz w:val="22"/>
                 <w:szCs w:val="22"/>
               </w:rPr>
-              <w:t>Identifier from the scenario JSON file</w:t>
+              <w:t>Mean, median, spread and coefficient of variation of the gaps between events. A CV below 0.05 is machine-regular; above 0.35 is consistent with human jitter.</w:t>
             </w:r>
           </w:p>
         </w:tc>
@@ -14185,7 +14523,7 @@
                 <w:sz w:val="22"/>
                 <w:szCs w:val="22"/>
               </w:rPr>
-              <w:t>scenario_title</w:t>
+              <w:t>off_hours_share</w:t>
             </w:r>
           </w:p>
         </w:tc>
@@ -14218,7 +14556,7 @@
                 <w:sz w:val="22"/>
                 <w:szCs w:val="22"/>
               </w:rPr>
-              <w:t>Display title</w:t>
+              <w:t>Proportion of events outside business hours, with the timezone assumption printed.</w:t>
             </w:r>
           </w:p>
         </w:tc>
@@ -14253,7 +14591,7 @@
                 <w:sz w:val="22"/>
                 <w:szCs w:val="22"/>
               </w:rPr>
-              <w:t>model</w:t>
+              <w:t>outcome_breakdown</w:t>
             </w:r>
           </w:p>
         </w:tc>
@@ -14286,7 +14624,7 @@
                 <w:sz w:val="22"/>
                 <w:szCs w:val="22"/>
               </w:rPr>
-              <w:t>The Ollama model used for this run</w:t>
+              <w:t>Success, failure and action counts; HTTP status buckets; longest failure run.</w:t>
             </w:r>
           </w:p>
         </w:tc>
@@ -14321,7 +14659,7 @@
                 <w:sz w:val="22"/>
                 <w:szCs w:val="22"/>
               </w:rPr>
-              <w:t>execution_mode</w:t>
+              <w:t>volume_escalation</w:t>
             </w:r>
           </w:p>
         </w:tc>
@@ -14354,7 +14692,7 @@
                 <w:sz w:val="22"/>
                 <w:szCs w:val="22"/>
               </w:rPr>
-              <w:t>CrewAI, or Sequential fallback with the exception type</w:t>
+              <w:t>Totals, max/min ratio, longest monotonic increase, top contributors by share.</w:t>
             </w:r>
           </w:p>
         </w:tc>
@@ -14389,7 +14727,7 @@
                 <w:sz w:val="22"/>
                 <w:szCs w:val="22"/>
               </w:rPr>
-              <w:t>objective</w:t>
+              <w:t>entity_cardinality</w:t>
             </w:r>
           </w:p>
         </w:tc>
@@ -14422,7 +14760,7 @@
                 <w:sz w:val="22"/>
                 <w:szCs w:val="22"/>
               </w:rPr>
-              <w:t>The mission text used for this run</w:t>
+              <w:t>Distinct values per categorical column and the unique-to-row ratio.</w:t>
             </w:r>
           </w:p>
         </w:tc>
@@ -14457,7 +14795,7 @@
                 <w:sz w:val="22"/>
                 <w:szCs w:val="22"/>
               </w:rPr>
-              <w:t>student_notes</w:t>
+              <w:t>actor_source_pivot</w:t>
             </w:r>
           </w:p>
         </w:tc>
@@ -14490,7 +14828,7 @@
                 <w:sz w:val="22"/>
                 <w:szCs w:val="22"/>
               </w:rPr>
-              <w:t>Student notes injected into the prompt</w:t>
+              <w:t>Per actor: distinct sources and geographies, and the shortest interval between a switch — impossible travel as a measured number.</w:t>
             </w:r>
           </w:p>
         </w:tc>
@@ -14525,7 +14863,7 @@
                 <w:sz w:val="22"/>
                 <w:szCs w:val="22"/>
               </w:rPr>
-              <w:t>rag_context_used</w:t>
+              <w:t>client_tooling</w:t>
             </w:r>
           </w:p>
         </w:tc>
@@ -14558,279 +14896,7 @@
                 <w:sz w:val="22"/>
                 <w:szCs w:val="22"/>
               </w:rPr>
-              <w:t>The full RAG context string passed to agents</w:t>
-            </w:r>
-          </w:p>
-        </w:tc>
-      </w:tr>
-      <w:tr>
-        <w:tc>
-          <w:tcPr>
-            <w:tcW w:type="dxa" w:w="4680"/>
-            <w:shd w:fill="BDD7EE" w:val="clear"/>
-            <w:tcBorders>
-              <w:top w:val="single" w:color="CCCCCC" w:sz="1"/>
-              <w:left w:val="single" w:color="CCCCCC" w:sz="1"/>
-              <w:bottom w:val="single" w:color="CCCCCC" w:sz="1"/>
-              <w:right w:val="single" w:color="CCCCCC" w:sz="1"/>
-            </w:tcBorders>
-            <w:tcMar>
-              <w:top w:type="dxa" w:w="120"/>
-              <w:left w:type="dxa" w:w="160"/>
-              <w:bottom w:type="dxa" w:w="120"/>
-              <w:right w:type="dxa" w:w="160"/>
-            </w:tcMar>
-          </w:tcPr>
-          <w:p>
-            <w:pPr>
-              <w:spacing w:before="40" w:after="40"/>
-            </w:pPr>
-            <w:r/>
-            <w:r>
-              <w:rPr>
-                <w:rFonts w:ascii="Arial" w:cs="Arial" w:eastAsia="Arial" w:hAnsi="Arial"/>
-                <w:color w:val="1A1A1A"/>
-                <w:sz w:val="22"/>
-                <w:szCs w:val="22"/>
-              </w:rPr>
-              <w:t>agent_outputs</w:t>
-            </w:r>
-          </w:p>
-        </w:tc>
-        <w:tc>
-          <w:tcPr>
-            <w:tcW w:type="dxa" w:w="4680"/>
-            <w:shd w:fill="BDD7EE" w:val="clear"/>
-            <w:tcBorders>
-              <w:top w:val="single" w:color="CCCCCC" w:sz="1"/>
-              <w:left w:val="single" w:color="CCCCCC" w:sz="1"/>
-              <w:bottom w:val="single" w:color="CCCCCC" w:sz="1"/>
-              <w:right w:val="single" w:color="CCCCCC" w:sz="1"/>
-            </w:tcBorders>
-            <w:tcMar>
-              <w:top w:type="dxa" w:w="120"/>
-              <w:left w:type="dxa" w:w="160"/>
-              <w:bottom w:type="dxa" w:w="120"/>
-              <w:right w:type="dxa" w:w="160"/>
-            </w:tcMar>
-          </w:tcPr>
-          <w:p>
-            <w:pPr>
-              <w:spacing w:before="40" w:after="40"/>
-            </w:pPr>
-            <w:r/>
-            <w:r>
-              <w:rPr>
-                <w:rFonts w:ascii="Arial" w:cs="Arial" w:eastAsia="Arial" w:hAnsi="Arial"/>
-                <w:color w:val="1A1A1A"/>
-                <w:sz w:val="22"/>
-                <w:szCs w:val="22"/>
-              </w:rPr>
-              <w:t>Dict of agent name to output string</w:t>
-            </w:r>
-          </w:p>
-        </w:tc>
-      </w:tr>
-      <w:tr>
-        <w:tc>
-          <w:tcPr>
-            <w:tcW w:type="dxa" w:w="4680"/>
-            <w:shd w:fill="FFFFFF" w:val="clear"/>
-            <w:tcBorders>
-              <w:top w:val="single" w:color="CCCCCC" w:sz="1"/>
-              <w:left w:val="single" w:color="CCCCCC" w:sz="1"/>
-              <w:bottom w:val="single" w:color="CCCCCC" w:sz="1"/>
-              <w:right w:val="single" w:color="CCCCCC" w:sz="1"/>
-            </w:tcBorders>
-            <w:tcMar>
-              <w:top w:type="dxa" w:w="120"/>
-              <w:left w:type="dxa" w:w="160"/>
-              <w:bottom w:type="dxa" w:w="120"/>
-              <w:right w:type="dxa" w:w="160"/>
-            </w:tcMar>
-          </w:tcPr>
-          <w:p>
-            <w:pPr>
-              <w:spacing w:before="40" w:after="40"/>
-            </w:pPr>
-            <w:r/>
-            <w:r>
-              <w:rPr>
-                <w:rFonts w:ascii="Arial" w:cs="Arial" w:eastAsia="Arial" w:hAnsi="Arial"/>
-                <w:color w:val="1A1A1A"/>
-                <w:sz w:val="22"/>
-                <w:szCs w:val="22"/>
-              </w:rPr>
-              <w:t>final_report</w:t>
-            </w:r>
-          </w:p>
-        </w:tc>
-        <w:tc>
-          <w:tcPr>
-            <w:tcW w:type="dxa" w:w="4680"/>
-            <w:shd w:fill="FFFFFF" w:val="clear"/>
-            <w:tcBorders>
-              <w:top w:val="single" w:color="CCCCCC" w:sz="1"/>
-              <w:left w:val="single" w:color="CCCCCC" w:sz="1"/>
-              <w:bottom w:val="single" w:color="CCCCCC" w:sz="1"/>
-              <w:right w:val="single" w:color="CCCCCC" w:sz="1"/>
-            </w:tcBorders>
-            <w:tcMar>
-              <w:top w:type="dxa" w:w="120"/>
-              <w:left w:type="dxa" w:w="160"/>
-              <w:bottom w:type="dxa" w:w="120"/>
-              <w:right w:type="dxa" w:w="160"/>
-            </w:tcMar>
-          </w:tcPr>
-          <w:p>
-            <w:pPr>
-              <w:spacing w:before="40" w:after="40"/>
-            </w:pPr>
-            <w:r/>
-            <w:r>
-              <w:rPr>
-                <w:rFonts w:ascii="Arial" w:cs="Arial" w:eastAsia="Arial" w:hAnsi="Arial"/>
-                <w:color w:val="1A1A1A"/>
-                <w:sz w:val="22"/>
-                <w:szCs w:val="22"/>
-              </w:rPr>
-              <w:t>The synthesis markdown</w:t>
-            </w:r>
-          </w:p>
-        </w:tc>
-      </w:tr>
-      <w:tr>
-        <w:tc>
-          <w:tcPr>
-            <w:tcW w:type="dxa" w:w="4680"/>
-            <w:shd w:fill="BDD7EE" w:val="clear"/>
-            <w:tcBorders>
-              <w:top w:val="single" w:color="CCCCCC" w:sz="1"/>
-              <w:left w:val="single" w:color="CCCCCC" w:sz="1"/>
-              <w:bottom w:val="single" w:color="CCCCCC" w:sz="1"/>
-              <w:right w:val="single" w:color="CCCCCC" w:sz="1"/>
-            </w:tcBorders>
-            <w:tcMar>
-              <w:top w:type="dxa" w:w="120"/>
-              <w:left w:type="dxa" w:w="160"/>
-              <w:bottom w:type="dxa" w:w="120"/>
-              <w:right w:type="dxa" w:w="160"/>
-            </w:tcMar>
-          </w:tcPr>
-          <w:p>
-            <w:pPr>
-              <w:spacing w:before="40" w:after="40"/>
-            </w:pPr>
-            <w:r/>
-            <w:r>
-              <w:rPr>
-                <w:rFonts w:ascii="Arial" w:cs="Arial" w:eastAsia="Arial" w:hAnsi="Arial"/>
-                <w:color w:val="1A1A1A"/>
-                <w:sz w:val="22"/>
-                <w:szCs w:val="22"/>
-              </w:rPr>
-              <w:t>raw_crewai_output</w:t>
-            </w:r>
-          </w:p>
-        </w:tc>
-        <w:tc>
-          <w:tcPr>
-            <w:tcW w:type="dxa" w:w="4680"/>
-            <w:shd w:fill="BDD7EE" w:val="clear"/>
-            <w:tcBorders>
-              <w:top w:val="single" w:color="CCCCCC" w:sz="1"/>
-              <w:left w:val="single" w:color="CCCCCC" w:sz="1"/>
-              <w:bottom w:val="single" w:color="CCCCCC" w:sz="1"/>
-              <w:right w:val="single" w:color="CCCCCC" w:sz="1"/>
-            </w:tcBorders>
-            <w:tcMar>
-              <w:top w:type="dxa" w:w="120"/>
-              <w:left w:type="dxa" w:w="160"/>
-              <w:bottom w:type="dxa" w:w="120"/>
-              <w:right w:type="dxa" w:w="160"/>
-            </w:tcMar>
-          </w:tcPr>
-          <w:p>
-            <w:pPr>
-              <w:spacing w:before="40" w:after="40"/>
-            </w:pPr>
-            <w:r/>
-            <w:r>
-              <w:rPr>
-                <w:rFonts w:ascii="Arial" w:cs="Arial" w:eastAsia="Arial" w:hAnsi="Arial"/>
-                <w:color w:val="1A1A1A"/>
-                <w:sz w:val="22"/>
-                <w:szCs w:val="22"/>
-              </w:rPr>
-              <w:t>Raw CrewAI output (or the traceback, in fallback mode)</w:t>
-            </w:r>
-          </w:p>
-        </w:tc>
-      </w:tr>
-      <w:tr>
-        <w:tc>
-          <w:tcPr>
-            <w:tcW w:type="dxa" w:w="4680"/>
-            <w:shd w:fill="FFFFFF" w:val="clear"/>
-            <w:tcBorders>
-              <w:top w:val="single" w:color="CCCCCC" w:sz="1"/>
-              <w:left w:val="single" w:color="CCCCCC" w:sz="1"/>
-              <w:bottom w:val="single" w:color="CCCCCC" w:sz="1"/>
-              <w:right w:val="single" w:color="CCCCCC" w:sz="1"/>
-            </w:tcBorders>
-            <w:tcMar>
-              <w:top w:type="dxa" w:w="120"/>
-              <w:left w:type="dxa" w:w="160"/>
-              <w:bottom w:type="dxa" w:w="120"/>
-              <w:right w:type="dxa" w:w="160"/>
-            </w:tcMar>
-          </w:tcPr>
-          <w:p>
-            <w:pPr>
-              <w:spacing w:before="40" w:after="40"/>
-            </w:pPr>
-            <w:r/>
-            <w:r>
-              <w:rPr>
-                <w:rFonts w:ascii="Arial" w:cs="Arial" w:eastAsia="Arial" w:hAnsi="Arial"/>
-                <w:color w:val="1A1A1A"/>
-                <w:sz w:val="22"/>
-                <w:szCs w:val="22"/>
-              </w:rPr>
-              <w:t>step_results</w:t>
-            </w:r>
-          </w:p>
-        </w:tc>
-        <w:tc>
-          <w:tcPr>
-            <w:tcW w:type="dxa" w:w="4680"/>
-            <w:shd w:fill="FFFFFF" w:val="clear"/>
-            <w:tcBorders>
-              <w:top w:val="single" w:color="CCCCCC" w:sz="1"/>
-              <w:left w:val="single" w:color="CCCCCC" w:sz="1"/>
-              <w:bottom w:val="single" w:color="CCCCCC" w:sz="1"/>
-              <w:right w:val="single" w:color="CCCCCC" w:sz="1"/>
-            </w:tcBorders>
-            <w:tcMar>
-              <w:top w:type="dxa" w:w="120"/>
-              <w:left w:type="dxa" w:w="160"/>
-              <w:bottom w:type="dxa" w:w="120"/>
-              <w:right w:type="dxa" w:w="160"/>
-            </w:tcMar>
-          </w:tcPr>
-          <w:p>
-            <w:pPr>
-              <w:spacing w:before="40" w:after="40"/>
-            </w:pPr>
-            <w:r/>
-            <w:r>
-              <w:rPr>
-                <w:rFonts w:ascii="Arial" w:cs="Arial" w:eastAsia="Arial" w:hAnsi="Arial"/>
-                <w:color w:val="1A1A1A"/>
-                <w:sz w:val="22"/>
-                <w:szCs w:val="22"/>
-              </w:rPr>
-              <w:t>Per-step technical detail captured during the run</w:t>
+              <w:t>Share of non-browser user agents. A heuristic, and labelled as one.</w:t>
             </w:r>
           </w:p>
         </w:tc>
@@ -14852,7 +14918,180 @@
           <w:sz w:val="22"/>
           <w:szCs w:val="22"/>
         </w:rPr>
-        <w:t>Both Crew Run and Guided Walkthrough additionally offer two rendered documents, each downloadable as markdown or HTML:</w:t>
+        <w:t>No model-generated code is executed. Selection is rule-based, driven by mapping each CSV's columns onto analytical roles, and the executed source of every analyzer is displayed to students in the step output so the calculation can be checked line by line. Values are reproducible: the same file and the same code return the same numbers on every run.</w:t>
+      </w:r>
+    </w:p>
+    <w:p>
+      <w:pPr>
+        <w:spacing w:before="60" w:after="60"/>
+      </w:pPr>
+      <w:r>
+        <w:rPr>
+          <w:rFonts w:ascii="Arial" w:cs="Arial" w:eastAsia="Arial" w:hAnsi="Arial"/>
+          <w:color w:val="1A1A1A"/>
+          <w:sz w:val="22"/>
+          <w:szCs w:val="22"/>
+        </w:rPr>
+        <w:t>Agents are instructed to cite measured numbers and to state explicitly when their reading of the raw evidence disagrees with one. This is a gradeable critique target — see the rubric note in section 6.2.</w:t>
+      </w:r>
+    </w:p>
+    <w:tbl>
+      <w:tblPr>
+        <w:tblW w:type="auto" w:w="0"/>
+        <w:tblLook w:firstColumn="1" w:firstRow="1" w:lastColumn="0" w:lastRow="0" w:noHBand="0" w:noVBand="1" w:val="04A0"/>
+        <w:tblW w:type="dxa" w:w="9360"/>
+        <w:tblBorders>
+          <w:top w:val="single" w:color="auto" w:sz="4"/>
+          <w:left w:val="single" w:color="auto" w:sz="4"/>
+          <w:bottom w:val="single" w:color="auto" w:sz="4"/>
+          <w:right w:val="single" w:color="auto" w:sz="4"/>
+          <w:insideH w:val="single" w:color="auto" w:sz="4"/>
+          <w:insideV w:val="single" w:color="auto" w:sz="4"/>
+        </w:tblBorders>
+      </w:tblPr>
+      <w:tblGrid>
+        <w:gridCol w:w="9360"/>
+      </w:tblGrid>
+      <w:tr>
+        <w:tc>
+          <w:tcPr>
+            <w:tcW w:type="dxa" w:w="9360"/>
+            <w:shd w:fill="FFF2CC" w:val="clear"/>
+            <w:tcBorders>
+              <w:top w:val="single" w:color="CCCCCC" w:sz="1"/>
+              <w:left w:val="single" w:color="CCCCCC" w:sz="1"/>
+              <w:bottom w:val="single" w:color="CCCCCC" w:sz="1"/>
+              <w:right w:val="single" w:color="CCCCCC" w:sz="1"/>
+            </w:tcBorders>
+            <w:tcMar>
+              <w:top w:type="dxa" w:w="120"/>
+              <w:left w:type="dxa" w:w="160"/>
+              <w:bottom w:type="dxa" w:w="120"/>
+              <w:right w:type="dxa" w:w="160"/>
+            </w:tcMar>
+          </w:tcPr>
+          <w:p>
+            <w:pPr>
+              <w:spacing w:before="40" w:after="40"/>
+            </w:pPr>
+            <w:r/>
+            <w:r>
+              <w:rPr>
+                <w:rFonts w:ascii="Arial" w:cs="Arial" w:eastAsia="Arial" w:hAnsi="Arial"/>
+                <w:b/>
+                <w:bCs/>
+                <w:color w:val="1F4E79"/>
+                <w:sz w:val="22"/>
+                <w:szCs w:val="22"/>
+              </w:rPr>
+              <w:t xml:space="preserve">⚠️  Sample size:  </w:t>
+            </w:r>
+            <w:r>
+              <w:rPr>
+                <w:rFonts w:ascii="Arial" w:cs="Arial" w:eastAsia="Arial" w:hAnsi="Arial"/>
+                <w:color w:val="1A1A1A"/>
+                <w:sz w:val="22"/>
+                <w:szCs w:val="22"/>
+              </w:rPr>
+              <w:t>Analyzers attach a caveat whenever fewer than five intervals were measured. Several artifacts are small by design, and a coefficient of variation over three intervals describes that sample rather than any stable pattern. Point students at the caveat rather than letting them quote the number bare.</w:t>
+            </w:r>
+          </w:p>
+        </w:tc>
+      </w:tr>
+    </w:tbl>
+    <w:p>
+      <w:pPr>
+        <w:spacing w:before="0" w:after="60"/>
+      </w:pPr>
+    </w:p>
+    <w:p>
+      <w:pPr>
+        <w:pStyle w:val="Heading2"/>
+        <w:spacing w:before="240" w:after="120"/>
+      </w:pPr>
+      <w:r>
+        <w:rPr>
+          <w:rFonts w:ascii="Arial" w:cs="Arial" w:eastAsia="Arial" w:hAnsi="Arial"/>
+          <w:b/>
+          <w:bCs/>
+          <w:color w:val="2E75B6"/>
+          <w:sz w:val="26"/>
+          <w:szCs w:val="26"/>
+        </w:rPr>
+        <w:t>8.6 Two Teaching Traps in the Measured Data</w:t>
+      </w:r>
+    </w:p>
+    <w:p>
+      <w:pPr>
+        <w:spacing w:before="60" w:after="60"/>
+      </w:pPr>
+      <w:r>
+        <w:rPr>
+          <w:rFonts w:ascii="Arial" w:cs="Arial" w:eastAsia="Arial" w:hAnsi="Arial"/>
+          <w:color w:val="1A1A1A"/>
+          <w:sz w:val="22"/>
+          <w:szCs w:val="22"/>
+        </w:rPr>
+        <w:t>Both are deliberate and both reward the habit this course is built around — refusing to treat a number as a finding until it has been interpreted.</w:t>
+      </w:r>
+    </w:p>
+    <w:p>
+      <w:pPr>
+        <w:spacing w:before="60" w:after="60"/>
+      </w:pPr>
+      <w:r>
+        <w:rPr>
+          <w:rFonts w:ascii="Arial" w:cs="Arial" w:eastAsia="Arial" w:hAnsi="Arial"/>
+          <w:color w:val="1A1A1A"/>
+          <w:sz w:val="22"/>
+          <w:szCs w:val="22"/>
+        </w:rPr>
+        <w:t>The traffic-spike log (availability_incident_ddos) measures an interval coefficient of variation well above the machine-regular band, with a unique-source-to-row ratio around 0.65. Read carelessly, high unique-IP counts look like a distributed attack. Read with the timing figure, the evidence leans toward a genuine crowd — which is exactly what that scenario's learning goal about inconclusive evidence asks students to articulate.</w:t>
+      </w:r>
+    </w:p>
+    <w:p>
+      <w:pPr>
+        <w:spacing w:before="60" w:after="60"/>
+      </w:pPr>
+      <w:r>
+        <w:rPr>
+          <w:rFonts w:ascii="Arial" w:cs="Arial" w:eastAsia="Arial" w:hAnsi="Arial"/>
+          <w:color w:val="1A1A1A"/>
+          <w:sz w:val="22"/>
+          <w:szCs w:val="22"/>
+        </w:rPr>
+        <w:t>The cloud billing export (leaked_api_key_repo) measures a coefficient of variation of 0.000 — perfect machine regularity. It is not an attacker. It is the billing meter's own fifteen-minute sampling cadence. A metric without interpretation is not a finding, and this is the cleanest demonstration of that in the whole set.</w:t>
+      </w:r>
+    </w:p>
+    <w:p>
+      <w:pPr>
+        <w:pStyle w:val="Heading2"/>
+        <w:spacing w:before="240" w:after="120"/>
+      </w:pPr>
+      <w:r>
+        <w:rPr>
+          <w:rFonts w:ascii="Arial" w:cs="Arial" w:eastAsia="Arial" w:hAnsi="Arial"/>
+          <w:b/>
+          <w:bCs/>
+          <w:color w:val="2E75B6"/>
+          <w:sz w:val="26"/>
+          <w:szCs w:val="26"/>
+        </w:rPr>
+        <w:t>8.7 Export Formats</w:t>
+      </w:r>
+    </w:p>
+    <w:p>
+      <w:pPr>
+        <w:spacing w:before="60" w:after="60"/>
+      </w:pPr>
+      <w:r>
+        <w:rPr>
+          <w:rFonts w:ascii="Arial" w:cs="Arial" w:eastAsia="Arial" w:hAnsi="Arial"/>
+          <w:color w:val="1A1A1A"/>
+          <w:sz w:val="22"/>
+          <w:szCs w:val="22"/>
+        </w:rPr>
+        <w:t>Each exported run bundle is a JSON file in exports/ with the following fields:</w:t>
       </w:r>
     </w:p>
     <w:tbl>
@@ -14905,6 +15144,864 @@
                 <w:sz w:val="22"/>
                 <w:szCs w:val="22"/>
               </w:rPr>
+              <w:t>Field</w:t>
+            </w:r>
+          </w:p>
+        </w:tc>
+        <w:tc>
+          <w:tcPr>
+            <w:tcW w:type="dxa" w:w="4680"/>
+            <w:shd w:fill="2E75B6" w:val="clear"/>
+            <w:tcBorders>
+              <w:top w:val="single" w:color="CCCCCC" w:sz="1"/>
+              <w:left w:val="single" w:color="CCCCCC" w:sz="1"/>
+              <w:bottom w:val="single" w:color="CCCCCC" w:sz="1"/>
+              <w:right w:val="single" w:color="CCCCCC" w:sz="1"/>
+            </w:tcBorders>
+            <w:tcMar>
+              <w:top w:type="dxa" w:w="120"/>
+              <w:left w:type="dxa" w:w="160"/>
+              <w:bottom w:type="dxa" w:w="120"/>
+              <w:right w:type="dxa" w:w="160"/>
+            </w:tcMar>
+          </w:tcPr>
+          <w:p>
+            <w:pPr>
+              <w:spacing w:before="40" w:after="40"/>
+            </w:pPr>
+            <w:r/>
+            <w:r>
+              <w:rPr>
+                <w:rFonts w:ascii="Arial" w:cs="Arial" w:eastAsia="Arial" w:hAnsi="Arial"/>
+                <w:b/>
+                <w:bCs/>
+                <w:color w:val="FFFFFF"/>
+                <w:sz w:val="22"/>
+                <w:szCs w:val="22"/>
+              </w:rPr>
+              <w:t>Contents</w:t>
+            </w:r>
+          </w:p>
+        </w:tc>
+      </w:tr>
+      <w:tr>
+        <w:tc>
+          <w:tcPr>
+            <w:tcW w:type="dxa" w:w="4680"/>
+            <w:shd w:fill="FFFFFF" w:val="clear"/>
+            <w:tcBorders>
+              <w:top w:val="single" w:color="CCCCCC" w:sz="1"/>
+              <w:left w:val="single" w:color="CCCCCC" w:sz="1"/>
+              <w:bottom w:val="single" w:color="CCCCCC" w:sz="1"/>
+              <w:right w:val="single" w:color="CCCCCC" w:sz="1"/>
+            </w:tcBorders>
+            <w:tcMar>
+              <w:top w:type="dxa" w:w="120"/>
+              <w:left w:type="dxa" w:w="160"/>
+              <w:bottom w:type="dxa" w:w="120"/>
+              <w:right w:type="dxa" w:w="160"/>
+            </w:tcMar>
+          </w:tcPr>
+          <w:p>
+            <w:pPr>
+              <w:spacing w:before="40" w:after="40"/>
+            </w:pPr>
+            <w:r/>
+            <w:r>
+              <w:rPr>
+                <w:rFonts w:ascii="Arial" w:cs="Arial" w:eastAsia="Arial" w:hAnsi="Arial"/>
+                <w:color w:val="1A1A1A"/>
+                <w:sz w:val="22"/>
+                <w:szCs w:val="22"/>
+              </w:rPr>
+              <w:t>scenario_id</w:t>
+            </w:r>
+          </w:p>
+        </w:tc>
+        <w:tc>
+          <w:tcPr>
+            <w:tcW w:type="dxa" w:w="4680"/>
+            <w:shd w:fill="FFFFFF" w:val="clear"/>
+            <w:tcBorders>
+              <w:top w:val="single" w:color="CCCCCC" w:sz="1"/>
+              <w:left w:val="single" w:color="CCCCCC" w:sz="1"/>
+              <w:bottom w:val="single" w:color="CCCCCC" w:sz="1"/>
+              <w:right w:val="single" w:color="CCCCCC" w:sz="1"/>
+            </w:tcBorders>
+            <w:tcMar>
+              <w:top w:type="dxa" w:w="120"/>
+              <w:left w:type="dxa" w:w="160"/>
+              <w:bottom w:type="dxa" w:w="120"/>
+              <w:right w:type="dxa" w:w="160"/>
+            </w:tcMar>
+          </w:tcPr>
+          <w:p>
+            <w:pPr>
+              <w:spacing w:before="40" w:after="40"/>
+            </w:pPr>
+            <w:r/>
+            <w:r>
+              <w:rPr>
+                <w:rFonts w:ascii="Arial" w:cs="Arial" w:eastAsia="Arial" w:hAnsi="Arial"/>
+                <w:color w:val="1A1A1A"/>
+                <w:sz w:val="22"/>
+                <w:szCs w:val="22"/>
+              </w:rPr>
+              <w:t>Identifier from the scenario JSON file</w:t>
+            </w:r>
+          </w:p>
+        </w:tc>
+      </w:tr>
+      <w:tr>
+        <w:tc>
+          <w:tcPr>
+            <w:tcW w:type="dxa" w:w="4680"/>
+            <w:shd w:fill="BDD7EE" w:val="clear"/>
+            <w:tcBorders>
+              <w:top w:val="single" w:color="CCCCCC" w:sz="1"/>
+              <w:left w:val="single" w:color="CCCCCC" w:sz="1"/>
+              <w:bottom w:val="single" w:color="CCCCCC" w:sz="1"/>
+              <w:right w:val="single" w:color="CCCCCC" w:sz="1"/>
+            </w:tcBorders>
+            <w:tcMar>
+              <w:top w:type="dxa" w:w="120"/>
+              <w:left w:type="dxa" w:w="160"/>
+              <w:bottom w:type="dxa" w:w="120"/>
+              <w:right w:type="dxa" w:w="160"/>
+            </w:tcMar>
+          </w:tcPr>
+          <w:p>
+            <w:pPr>
+              <w:spacing w:before="40" w:after="40"/>
+            </w:pPr>
+            <w:r/>
+            <w:r>
+              <w:rPr>
+                <w:rFonts w:ascii="Arial" w:cs="Arial" w:eastAsia="Arial" w:hAnsi="Arial"/>
+                <w:color w:val="1A1A1A"/>
+                <w:sz w:val="22"/>
+                <w:szCs w:val="22"/>
+              </w:rPr>
+              <w:t>scenario_title</w:t>
+            </w:r>
+          </w:p>
+        </w:tc>
+        <w:tc>
+          <w:tcPr>
+            <w:tcW w:type="dxa" w:w="4680"/>
+            <w:shd w:fill="BDD7EE" w:val="clear"/>
+            <w:tcBorders>
+              <w:top w:val="single" w:color="CCCCCC" w:sz="1"/>
+              <w:left w:val="single" w:color="CCCCCC" w:sz="1"/>
+              <w:bottom w:val="single" w:color="CCCCCC" w:sz="1"/>
+              <w:right w:val="single" w:color="CCCCCC" w:sz="1"/>
+            </w:tcBorders>
+            <w:tcMar>
+              <w:top w:type="dxa" w:w="120"/>
+              <w:left w:type="dxa" w:w="160"/>
+              <w:bottom w:type="dxa" w:w="120"/>
+              <w:right w:type="dxa" w:w="160"/>
+            </w:tcMar>
+          </w:tcPr>
+          <w:p>
+            <w:pPr>
+              <w:spacing w:before="40" w:after="40"/>
+            </w:pPr>
+            <w:r/>
+            <w:r>
+              <w:rPr>
+                <w:rFonts w:ascii="Arial" w:cs="Arial" w:eastAsia="Arial" w:hAnsi="Arial"/>
+                <w:color w:val="1A1A1A"/>
+                <w:sz w:val="22"/>
+                <w:szCs w:val="22"/>
+              </w:rPr>
+              <w:t>Display title</w:t>
+            </w:r>
+          </w:p>
+        </w:tc>
+      </w:tr>
+      <w:tr>
+        <w:tc>
+          <w:tcPr>
+            <w:tcW w:type="dxa" w:w="4680"/>
+            <w:shd w:fill="FFFFFF" w:val="clear"/>
+            <w:tcBorders>
+              <w:top w:val="single" w:color="CCCCCC" w:sz="1"/>
+              <w:left w:val="single" w:color="CCCCCC" w:sz="1"/>
+              <w:bottom w:val="single" w:color="CCCCCC" w:sz="1"/>
+              <w:right w:val="single" w:color="CCCCCC" w:sz="1"/>
+            </w:tcBorders>
+            <w:tcMar>
+              <w:top w:type="dxa" w:w="120"/>
+              <w:left w:type="dxa" w:w="160"/>
+              <w:bottom w:type="dxa" w:w="120"/>
+              <w:right w:type="dxa" w:w="160"/>
+            </w:tcMar>
+          </w:tcPr>
+          <w:p>
+            <w:pPr>
+              <w:spacing w:before="40" w:after="40"/>
+            </w:pPr>
+            <w:r/>
+            <w:r>
+              <w:rPr>
+                <w:rFonts w:ascii="Arial" w:cs="Arial" w:eastAsia="Arial" w:hAnsi="Arial"/>
+                <w:color w:val="1A1A1A"/>
+                <w:sz w:val="22"/>
+                <w:szCs w:val="22"/>
+              </w:rPr>
+              <w:t>model</w:t>
+            </w:r>
+          </w:p>
+        </w:tc>
+        <w:tc>
+          <w:tcPr>
+            <w:tcW w:type="dxa" w:w="4680"/>
+            <w:shd w:fill="FFFFFF" w:val="clear"/>
+            <w:tcBorders>
+              <w:top w:val="single" w:color="CCCCCC" w:sz="1"/>
+              <w:left w:val="single" w:color="CCCCCC" w:sz="1"/>
+              <w:bottom w:val="single" w:color="CCCCCC" w:sz="1"/>
+              <w:right w:val="single" w:color="CCCCCC" w:sz="1"/>
+            </w:tcBorders>
+            <w:tcMar>
+              <w:top w:type="dxa" w:w="120"/>
+              <w:left w:type="dxa" w:w="160"/>
+              <w:bottom w:type="dxa" w:w="120"/>
+              <w:right w:type="dxa" w:w="160"/>
+            </w:tcMar>
+          </w:tcPr>
+          <w:p>
+            <w:pPr>
+              <w:spacing w:before="40" w:after="40"/>
+            </w:pPr>
+            <w:r/>
+            <w:r>
+              <w:rPr>
+                <w:rFonts w:ascii="Arial" w:cs="Arial" w:eastAsia="Arial" w:hAnsi="Arial"/>
+                <w:color w:val="1A1A1A"/>
+                <w:sz w:val="22"/>
+                <w:szCs w:val="22"/>
+              </w:rPr>
+              <w:t>The Ollama model used for this run</w:t>
+            </w:r>
+          </w:p>
+        </w:tc>
+      </w:tr>
+      <w:tr>
+        <w:tc>
+          <w:tcPr>
+            <w:tcW w:type="dxa" w:w="4680"/>
+            <w:shd w:fill="BDD7EE" w:val="clear"/>
+            <w:tcBorders>
+              <w:top w:val="single" w:color="CCCCCC" w:sz="1"/>
+              <w:left w:val="single" w:color="CCCCCC" w:sz="1"/>
+              <w:bottom w:val="single" w:color="CCCCCC" w:sz="1"/>
+              <w:right w:val="single" w:color="CCCCCC" w:sz="1"/>
+            </w:tcBorders>
+            <w:tcMar>
+              <w:top w:type="dxa" w:w="120"/>
+              <w:left w:type="dxa" w:w="160"/>
+              <w:bottom w:type="dxa" w:w="120"/>
+              <w:right w:type="dxa" w:w="160"/>
+            </w:tcMar>
+          </w:tcPr>
+          <w:p>
+            <w:pPr>
+              <w:spacing w:before="40" w:after="40"/>
+            </w:pPr>
+            <w:r/>
+            <w:r>
+              <w:rPr>
+                <w:rFonts w:ascii="Arial" w:cs="Arial" w:eastAsia="Arial" w:hAnsi="Arial"/>
+                <w:color w:val="1A1A1A"/>
+                <w:sz w:val="22"/>
+                <w:szCs w:val="22"/>
+              </w:rPr>
+              <w:t>execution_mode</w:t>
+            </w:r>
+          </w:p>
+        </w:tc>
+        <w:tc>
+          <w:tcPr>
+            <w:tcW w:type="dxa" w:w="4680"/>
+            <w:shd w:fill="BDD7EE" w:val="clear"/>
+            <w:tcBorders>
+              <w:top w:val="single" w:color="CCCCCC" w:sz="1"/>
+              <w:left w:val="single" w:color="CCCCCC" w:sz="1"/>
+              <w:bottom w:val="single" w:color="CCCCCC" w:sz="1"/>
+              <w:right w:val="single" w:color="CCCCCC" w:sz="1"/>
+            </w:tcBorders>
+            <w:tcMar>
+              <w:top w:type="dxa" w:w="120"/>
+              <w:left w:type="dxa" w:w="160"/>
+              <w:bottom w:type="dxa" w:w="120"/>
+              <w:right w:type="dxa" w:w="160"/>
+            </w:tcMar>
+          </w:tcPr>
+          <w:p>
+            <w:pPr>
+              <w:spacing w:before="40" w:after="40"/>
+            </w:pPr>
+            <w:r/>
+            <w:r>
+              <w:rPr>
+                <w:rFonts w:ascii="Arial" w:cs="Arial" w:eastAsia="Arial" w:hAnsi="Arial"/>
+                <w:color w:val="1A1A1A"/>
+                <w:sz w:val="22"/>
+                <w:szCs w:val="22"/>
+              </w:rPr>
+              <w:t>CrewAI, or Sequential fallback with the exception type</w:t>
+            </w:r>
+          </w:p>
+        </w:tc>
+      </w:tr>
+      <w:tr>
+        <w:tc>
+          <w:tcPr>
+            <w:tcW w:type="dxa" w:w="4680"/>
+            <w:shd w:fill="FFFFFF" w:val="clear"/>
+            <w:tcBorders>
+              <w:top w:val="single" w:color="CCCCCC" w:sz="1"/>
+              <w:left w:val="single" w:color="CCCCCC" w:sz="1"/>
+              <w:bottom w:val="single" w:color="CCCCCC" w:sz="1"/>
+              <w:right w:val="single" w:color="CCCCCC" w:sz="1"/>
+            </w:tcBorders>
+            <w:tcMar>
+              <w:top w:type="dxa" w:w="120"/>
+              <w:left w:type="dxa" w:w="160"/>
+              <w:bottom w:type="dxa" w:w="120"/>
+              <w:right w:type="dxa" w:w="160"/>
+            </w:tcMar>
+          </w:tcPr>
+          <w:p>
+            <w:pPr>
+              <w:spacing w:before="40" w:after="40"/>
+            </w:pPr>
+            <w:r/>
+            <w:r>
+              <w:rPr>
+                <w:rFonts w:ascii="Arial" w:cs="Arial" w:eastAsia="Arial" w:hAnsi="Arial"/>
+                <w:color w:val="1A1A1A"/>
+                <w:sz w:val="22"/>
+                <w:szCs w:val="22"/>
+              </w:rPr>
+              <w:t>objective</w:t>
+            </w:r>
+          </w:p>
+        </w:tc>
+        <w:tc>
+          <w:tcPr>
+            <w:tcW w:type="dxa" w:w="4680"/>
+            <w:shd w:fill="FFFFFF" w:val="clear"/>
+            <w:tcBorders>
+              <w:top w:val="single" w:color="CCCCCC" w:sz="1"/>
+              <w:left w:val="single" w:color="CCCCCC" w:sz="1"/>
+              <w:bottom w:val="single" w:color="CCCCCC" w:sz="1"/>
+              <w:right w:val="single" w:color="CCCCCC" w:sz="1"/>
+            </w:tcBorders>
+            <w:tcMar>
+              <w:top w:type="dxa" w:w="120"/>
+              <w:left w:type="dxa" w:w="160"/>
+              <w:bottom w:type="dxa" w:w="120"/>
+              <w:right w:type="dxa" w:w="160"/>
+            </w:tcMar>
+          </w:tcPr>
+          <w:p>
+            <w:pPr>
+              <w:spacing w:before="40" w:after="40"/>
+            </w:pPr>
+            <w:r/>
+            <w:r>
+              <w:rPr>
+                <w:rFonts w:ascii="Arial" w:cs="Arial" w:eastAsia="Arial" w:hAnsi="Arial"/>
+                <w:color w:val="1A1A1A"/>
+                <w:sz w:val="22"/>
+                <w:szCs w:val="22"/>
+              </w:rPr>
+              <w:t>The mission text used for this run</w:t>
+            </w:r>
+          </w:p>
+        </w:tc>
+      </w:tr>
+      <w:tr>
+        <w:tc>
+          <w:tcPr>
+            <w:tcW w:type="dxa" w:w="4680"/>
+            <w:shd w:fill="BDD7EE" w:val="clear"/>
+            <w:tcBorders>
+              <w:top w:val="single" w:color="CCCCCC" w:sz="1"/>
+              <w:left w:val="single" w:color="CCCCCC" w:sz="1"/>
+              <w:bottom w:val="single" w:color="CCCCCC" w:sz="1"/>
+              <w:right w:val="single" w:color="CCCCCC" w:sz="1"/>
+            </w:tcBorders>
+            <w:tcMar>
+              <w:top w:type="dxa" w:w="120"/>
+              <w:left w:type="dxa" w:w="160"/>
+              <w:bottom w:type="dxa" w:w="120"/>
+              <w:right w:type="dxa" w:w="160"/>
+            </w:tcMar>
+          </w:tcPr>
+          <w:p>
+            <w:pPr>
+              <w:spacing w:before="40" w:after="40"/>
+            </w:pPr>
+            <w:r/>
+            <w:r>
+              <w:rPr>
+                <w:rFonts w:ascii="Arial" w:cs="Arial" w:eastAsia="Arial" w:hAnsi="Arial"/>
+                <w:color w:val="1A1A1A"/>
+                <w:sz w:val="22"/>
+                <w:szCs w:val="22"/>
+              </w:rPr>
+              <w:t>student_notes</w:t>
+            </w:r>
+          </w:p>
+        </w:tc>
+        <w:tc>
+          <w:tcPr>
+            <w:tcW w:type="dxa" w:w="4680"/>
+            <w:shd w:fill="BDD7EE" w:val="clear"/>
+            <w:tcBorders>
+              <w:top w:val="single" w:color="CCCCCC" w:sz="1"/>
+              <w:left w:val="single" w:color="CCCCCC" w:sz="1"/>
+              <w:bottom w:val="single" w:color="CCCCCC" w:sz="1"/>
+              <w:right w:val="single" w:color="CCCCCC" w:sz="1"/>
+            </w:tcBorders>
+            <w:tcMar>
+              <w:top w:type="dxa" w:w="120"/>
+              <w:left w:type="dxa" w:w="160"/>
+              <w:bottom w:type="dxa" w:w="120"/>
+              <w:right w:type="dxa" w:w="160"/>
+            </w:tcMar>
+          </w:tcPr>
+          <w:p>
+            <w:pPr>
+              <w:spacing w:before="40" w:after="40"/>
+            </w:pPr>
+            <w:r/>
+            <w:r>
+              <w:rPr>
+                <w:rFonts w:ascii="Arial" w:cs="Arial" w:eastAsia="Arial" w:hAnsi="Arial"/>
+                <w:color w:val="1A1A1A"/>
+                <w:sz w:val="22"/>
+                <w:szCs w:val="22"/>
+              </w:rPr>
+              <w:t>Student notes injected into the prompt</w:t>
+            </w:r>
+          </w:p>
+        </w:tc>
+      </w:tr>
+      <w:tr>
+        <w:tc>
+          <w:tcPr>
+            <w:tcW w:type="dxa" w:w="4680"/>
+            <w:shd w:fill="FFFFFF" w:val="clear"/>
+            <w:tcBorders>
+              <w:top w:val="single" w:color="CCCCCC" w:sz="1"/>
+              <w:left w:val="single" w:color="CCCCCC" w:sz="1"/>
+              <w:bottom w:val="single" w:color="CCCCCC" w:sz="1"/>
+              <w:right w:val="single" w:color="CCCCCC" w:sz="1"/>
+            </w:tcBorders>
+            <w:tcMar>
+              <w:top w:type="dxa" w:w="120"/>
+              <w:left w:type="dxa" w:w="160"/>
+              <w:bottom w:type="dxa" w:w="120"/>
+              <w:right w:type="dxa" w:w="160"/>
+            </w:tcMar>
+          </w:tcPr>
+          <w:p>
+            <w:pPr>
+              <w:spacing w:before="40" w:after="40"/>
+            </w:pPr>
+            <w:r/>
+            <w:r>
+              <w:rPr>
+                <w:rFonts w:ascii="Arial" w:cs="Arial" w:eastAsia="Arial" w:hAnsi="Arial"/>
+                <w:color w:val="1A1A1A"/>
+                <w:sz w:val="22"/>
+                <w:szCs w:val="22"/>
+              </w:rPr>
+              <w:t>rag_context_used</w:t>
+            </w:r>
+          </w:p>
+        </w:tc>
+        <w:tc>
+          <w:tcPr>
+            <w:tcW w:type="dxa" w:w="4680"/>
+            <w:shd w:fill="FFFFFF" w:val="clear"/>
+            <w:tcBorders>
+              <w:top w:val="single" w:color="CCCCCC" w:sz="1"/>
+              <w:left w:val="single" w:color="CCCCCC" w:sz="1"/>
+              <w:bottom w:val="single" w:color="CCCCCC" w:sz="1"/>
+              <w:right w:val="single" w:color="CCCCCC" w:sz="1"/>
+            </w:tcBorders>
+            <w:tcMar>
+              <w:top w:type="dxa" w:w="120"/>
+              <w:left w:type="dxa" w:w="160"/>
+              <w:bottom w:type="dxa" w:w="120"/>
+              <w:right w:type="dxa" w:w="160"/>
+            </w:tcMar>
+          </w:tcPr>
+          <w:p>
+            <w:pPr>
+              <w:spacing w:before="40" w:after="40"/>
+            </w:pPr>
+            <w:r/>
+            <w:r>
+              <w:rPr>
+                <w:rFonts w:ascii="Arial" w:cs="Arial" w:eastAsia="Arial" w:hAnsi="Arial"/>
+                <w:color w:val="1A1A1A"/>
+                <w:sz w:val="22"/>
+                <w:szCs w:val="22"/>
+              </w:rPr>
+              <w:t>The full RAG context string passed to agents</w:t>
+            </w:r>
+          </w:p>
+        </w:tc>
+      </w:tr>
+      <w:tr>
+        <w:tc>
+          <w:tcPr>
+            <w:tcW w:type="dxa" w:w="4680"/>
+            <w:shd w:fill="BDD7EE" w:val="clear"/>
+            <w:tcBorders>
+              <w:top w:val="single" w:color="CCCCCC" w:sz="1"/>
+              <w:left w:val="single" w:color="CCCCCC" w:sz="1"/>
+              <w:bottom w:val="single" w:color="CCCCCC" w:sz="1"/>
+              <w:right w:val="single" w:color="CCCCCC" w:sz="1"/>
+            </w:tcBorders>
+            <w:tcMar>
+              <w:top w:type="dxa" w:w="120"/>
+              <w:left w:type="dxa" w:w="160"/>
+              <w:bottom w:type="dxa" w:w="120"/>
+              <w:right w:type="dxa" w:w="160"/>
+            </w:tcMar>
+          </w:tcPr>
+          <w:p>
+            <w:pPr>
+              <w:spacing w:before="40" w:after="40"/>
+            </w:pPr>
+            <w:r/>
+            <w:r>
+              <w:rPr>
+                <w:rFonts w:ascii="Arial" w:cs="Arial" w:eastAsia="Arial" w:hAnsi="Arial"/>
+                <w:color w:val="1A1A1A"/>
+                <w:sz w:val="22"/>
+                <w:szCs w:val="22"/>
+              </w:rPr>
+              <w:t>agent_outputs</w:t>
+            </w:r>
+          </w:p>
+        </w:tc>
+        <w:tc>
+          <w:tcPr>
+            <w:tcW w:type="dxa" w:w="4680"/>
+            <w:shd w:fill="BDD7EE" w:val="clear"/>
+            <w:tcBorders>
+              <w:top w:val="single" w:color="CCCCCC" w:sz="1"/>
+              <w:left w:val="single" w:color="CCCCCC" w:sz="1"/>
+              <w:bottom w:val="single" w:color="CCCCCC" w:sz="1"/>
+              <w:right w:val="single" w:color="CCCCCC" w:sz="1"/>
+            </w:tcBorders>
+            <w:tcMar>
+              <w:top w:type="dxa" w:w="120"/>
+              <w:left w:type="dxa" w:w="160"/>
+              <w:bottom w:type="dxa" w:w="120"/>
+              <w:right w:type="dxa" w:w="160"/>
+            </w:tcMar>
+          </w:tcPr>
+          <w:p>
+            <w:pPr>
+              <w:spacing w:before="40" w:after="40"/>
+            </w:pPr>
+            <w:r/>
+            <w:r>
+              <w:rPr>
+                <w:rFonts w:ascii="Arial" w:cs="Arial" w:eastAsia="Arial" w:hAnsi="Arial"/>
+                <w:color w:val="1A1A1A"/>
+                <w:sz w:val="22"/>
+                <w:szCs w:val="22"/>
+              </w:rPr>
+              <w:t>Dict of agent name to output string</w:t>
+            </w:r>
+          </w:p>
+        </w:tc>
+      </w:tr>
+      <w:tr>
+        <w:tc>
+          <w:tcPr>
+            <w:tcW w:type="dxa" w:w="4680"/>
+            <w:shd w:fill="FFFFFF" w:val="clear"/>
+            <w:tcBorders>
+              <w:top w:val="single" w:color="CCCCCC" w:sz="1"/>
+              <w:left w:val="single" w:color="CCCCCC" w:sz="1"/>
+              <w:bottom w:val="single" w:color="CCCCCC" w:sz="1"/>
+              <w:right w:val="single" w:color="CCCCCC" w:sz="1"/>
+            </w:tcBorders>
+            <w:tcMar>
+              <w:top w:type="dxa" w:w="120"/>
+              <w:left w:type="dxa" w:w="160"/>
+              <w:bottom w:type="dxa" w:w="120"/>
+              <w:right w:type="dxa" w:w="160"/>
+            </w:tcMar>
+          </w:tcPr>
+          <w:p>
+            <w:pPr>
+              <w:spacing w:before="40" w:after="40"/>
+            </w:pPr>
+            <w:r/>
+            <w:r>
+              <w:rPr>
+                <w:rFonts w:ascii="Arial" w:cs="Arial" w:eastAsia="Arial" w:hAnsi="Arial"/>
+                <w:color w:val="1A1A1A"/>
+                <w:sz w:val="22"/>
+                <w:szCs w:val="22"/>
+              </w:rPr>
+              <w:t>final_report</w:t>
+            </w:r>
+          </w:p>
+        </w:tc>
+        <w:tc>
+          <w:tcPr>
+            <w:tcW w:type="dxa" w:w="4680"/>
+            <w:shd w:fill="FFFFFF" w:val="clear"/>
+            <w:tcBorders>
+              <w:top w:val="single" w:color="CCCCCC" w:sz="1"/>
+              <w:left w:val="single" w:color="CCCCCC" w:sz="1"/>
+              <w:bottom w:val="single" w:color="CCCCCC" w:sz="1"/>
+              <w:right w:val="single" w:color="CCCCCC" w:sz="1"/>
+            </w:tcBorders>
+            <w:tcMar>
+              <w:top w:type="dxa" w:w="120"/>
+              <w:left w:type="dxa" w:w="160"/>
+              <w:bottom w:type="dxa" w:w="120"/>
+              <w:right w:type="dxa" w:w="160"/>
+            </w:tcMar>
+          </w:tcPr>
+          <w:p>
+            <w:pPr>
+              <w:spacing w:before="40" w:after="40"/>
+            </w:pPr>
+            <w:r/>
+            <w:r>
+              <w:rPr>
+                <w:rFonts w:ascii="Arial" w:cs="Arial" w:eastAsia="Arial" w:hAnsi="Arial"/>
+                <w:color w:val="1A1A1A"/>
+                <w:sz w:val="22"/>
+                <w:szCs w:val="22"/>
+              </w:rPr>
+              <w:t>The synthesis markdown</w:t>
+            </w:r>
+          </w:p>
+        </w:tc>
+      </w:tr>
+      <w:tr>
+        <w:tc>
+          <w:tcPr>
+            <w:tcW w:type="dxa" w:w="4680"/>
+            <w:shd w:fill="BDD7EE" w:val="clear"/>
+            <w:tcBorders>
+              <w:top w:val="single" w:color="CCCCCC" w:sz="1"/>
+              <w:left w:val="single" w:color="CCCCCC" w:sz="1"/>
+              <w:bottom w:val="single" w:color="CCCCCC" w:sz="1"/>
+              <w:right w:val="single" w:color="CCCCCC" w:sz="1"/>
+            </w:tcBorders>
+            <w:tcMar>
+              <w:top w:type="dxa" w:w="120"/>
+              <w:left w:type="dxa" w:w="160"/>
+              <w:bottom w:type="dxa" w:w="120"/>
+              <w:right w:type="dxa" w:w="160"/>
+            </w:tcMar>
+          </w:tcPr>
+          <w:p>
+            <w:pPr>
+              <w:spacing w:before="40" w:after="40"/>
+            </w:pPr>
+            <w:r/>
+            <w:r>
+              <w:rPr>
+                <w:rFonts w:ascii="Arial" w:cs="Arial" w:eastAsia="Arial" w:hAnsi="Arial"/>
+                <w:color w:val="1A1A1A"/>
+                <w:sz w:val="22"/>
+                <w:szCs w:val="22"/>
+              </w:rPr>
+              <w:t>raw_crewai_output</w:t>
+            </w:r>
+          </w:p>
+        </w:tc>
+        <w:tc>
+          <w:tcPr>
+            <w:tcW w:type="dxa" w:w="4680"/>
+            <w:shd w:fill="BDD7EE" w:val="clear"/>
+            <w:tcBorders>
+              <w:top w:val="single" w:color="CCCCCC" w:sz="1"/>
+              <w:left w:val="single" w:color="CCCCCC" w:sz="1"/>
+              <w:bottom w:val="single" w:color="CCCCCC" w:sz="1"/>
+              <w:right w:val="single" w:color="CCCCCC" w:sz="1"/>
+            </w:tcBorders>
+            <w:tcMar>
+              <w:top w:type="dxa" w:w="120"/>
+              <w:left w:type="dxa" w:w="160"/>
+              <w:bottom w:type="dxa" w:w="120"/>
+              <w:right w:type="dxa" w:w="160"/>
+            </w:tcMar>
+          </w:tcPr>
+          <w:p>
+            <w:pPr>
+              <w:spacing w:before="40" w:after="40"/>
+            </w:pPr>
+            <w:r/>
+            <w:r>
+              <w:rPr>
+                <w:rFonts w:ascii="Arial" w:cs="Arial" w:eastAsia="Arial" w:hAnsi="Arial"/>
+                <w:color w:val="1A1A1A"/>
+                <w:sz w:val="22"/>
+                <w:szCs w:val="22"/>
+              </w:rPr>
+              <w:t>Raw CrewAI output (or the traceback, in fallback mode)</w:t>
+            </w:r>
+          </w:p>
+        </w:tc>
+      </w:tr>
+      <w:tr>
+        <w:tc>
+          <w:tcPr>
+            <w:tcW w:type="dxa" w:w="4680"/>
+            <w:shd w:fill="FFFFFF" w:val="clear"/>
+            <w:tcBorders>
+              <w:top w:val="single" w:color="CCCCCC" w:sz="1"/>
+              <w:left w:val="single" w:color="CCCCCC" w:sz="1"/>
+              <w:bottom w:val="single" w:color="CCCCCC" w:sz="1"/>
+              <w:right w:val="single" w:color="CCCCCC" w:sz="1"/>
+            </w:tcBorders>
+            <w:tcMar>
+              <w:top w:type="dxa" w:w="120"/>
+              <w:left w:type="dxa" w:w="160"/>
+              <w:bottom w:type="dxa" w:w="120"/>
+              <w:right w:type="dxa" w:w="160"/>
+            </w:tcMar>
+          </w:tcPr>
+          <w:p>
+            <w:pPr>
+              <w:spacing w:before="40" w:after="40"/>
+            </w:pPr>
+            <w:r/>
+            <w:r>
+              <w:rPr>
+                <w:rFonts w:ascii="Arial" w:cs="Arial" w:eastAsia="Arial" w:hAnsi="Arial"/>
+                <w:color w:val="1A1A1A"/>
+                <w:sz w:val="22"/>
+                <w:szCs w:val="22"/>
+              </w:rPr>
+              <w:t>step_results</w:t>
+            </w:r>
+          </w:p>
+        </w:tc>
+        <w:tc>
+          <w:tcPr>
+            <w:tcW w:type="dxa" w:w="4680"/>
+            <w:shd w:fill="FFFFFF" w:val="clear"/>
+            <w:tcBorders>
+              <w:top w:val="single" w:color="CCCCCC" w:sz="1"/>
+              <w:left w:val="single" w:color="CCCCCC" w:sz="1"/>
+              <w:bottom w:val="single" w:color="CCCCCC" w:sz="1"/>
+              <w:right w:val="single" w:color="CCCCCC" w:sz="1"/>
+            </w:tcBorders>
+            <w:tcMar>
+              <w:top w:type="dxa" w:w="120"/>
+              <w:left w:type="dxa" w:w="160"/>
+              <w:bottom w:type="dxa" w:w="120"/>
+              <w:right w:type="dxa" w:w="160"/>
+            </w:tcMar>
+          </w:tcPr>
+          <w:p>
+            <w:pPr>
+              <w:spacing w:before="40" w:after="40"/>
+            </w:pPr>
+            <w:r/>
+            <w:r>
+              <w:rPr>
+                <w:rFonts w:ascii="Arial" w:cs="Arial" w:eastAsia="Arial" w:hAnsi="Arial"/>
+                <w:color w:val="1A1A1A"/>
+                <w:sz w:val="22"/>
+                <w:szCs w:val="22"/>
+              </w:rPr>
+              <w:t>Per-step technical detail captured during the run</w:t>
+            </w:r>
+          </w:p>
+        </w:tc>
+      </w:tr>
+    </w:tbl>
+    <w:p>
+      <w:pPr>
+        <w:spacing w:before="0" w:after="60"/>
+      </w:pPr>
+    </w:p>
+    <w:p>
+      <w:pPr>
+        <w:spacing w:before="60" w:after="60"/>
+      </w:pPr>
+      <w:r>
+        <w:rPr>
+          <w:rFonts w:ascii="Arial" w:cs="Arial" w:eastAsia="Arial" w:hAnsi="Arial"/>
+          <w:color w:val="1A1A1A"/>
+          <w:sz w:val="22"/>
+          <w:szCs w:val="22"/>
+        </w:rPr>
+        <w:t>Both Crew Run and Guided Walkthrough additionally offer two rendered documents, each downloadable as markdown or HTML:</w:t>
+      </w:r>
+    </w:p>
+    <w:tbl>
+      <w:tblPr>
+        <w:tblW w:type="auto" w:w="0"/>
+        <w:tblLook w:firstColumn="1" w:firstRow="1" w:lastColumn="0" w:lastRow="0" w:noHBand="0" w:noVBand="1" w:val="04A0"/>
+        <w:tblW w:type="dxa" w:w="9360"/>
+        <w:tblBorders>
+          <w:top w:val="single" w:color="auto" w:sz="4"/>
+          <w:left w:val="single" w:color="auto" w:sz="4"/>
+          <w:bottom w:val="single" w:color="auto" w:sz="4"/>
+          <w:right w:val="single" w:color="auto" w:sz="4"/>
+          <w:insideH w:val="single" w:color="auto" w:sz="4"/>
+          <w:insideV w:val="single" w:color="auto" w:sz="4"/>
+        </w:tblBorders>
+      </w:tblPr>
+      <w:tblGrid>
+        <w:gridCol w:w="4680"/>
+        <w:gridCol w:w="4680"/>
+      </w:tblGrid>
+      <w:tr>
+        <w:tc>
+          <w:tcPr>
+            <w:tcW w:type="dxa" w:w="4680"/>
+            <w:shd w:fill="2E75B6" w:val="clear"/>
+            <w:tcBorders>
+              <w:top w:val="single" w:color="CCCCCC" w:sz="1"/>
+              <w:left w:val="single" w:color="CCCCCC" w:sz="1"/>
+              <w:bottom w:val="single" w:color="CCCCCC" w:sz="1"/>
+              <w:right w:val="single" w:color="CCCCCC" w:sz="1"/>
+            </w:tcBorders>
+            <w:tcMar>
+              <w:top w:type="dxa" w:w="120"/>
+              <w:left w:type="dxa" w:w="160"/>
+              <w:bottom w:type="dxa" w:w="120"/>
+              <w:right w:type="dxa" w:w="160"/>
+            </w:tcMar>
+          </w:tcPr>
+          <w:p>
+            <w:pPr>
+              <w:spacing w:before="40" w:after="40"/>
+            </w:pPr>
+            <w:r/>
+            <w:r>
+              <w:rPr>
+                <w:rFonts w:ascii="Arial" w:cs="Arial" w:eastAsia="Arial" w:hAnsi="Arial"/>
+                <w:b/>
+                <w:bCs/>
+                <w:color w:val="FFFFFF"/>
+                <w:sz w:val="22"/>
+                <w:szCs w:val="22"/>
+              </w:rPr>
               <w:t>Document</w:t>
             </w:r>
           </w:p>
@@ -15101,7 +16198,7 @@
           <w:sz w:val="26"/>
           <w:szCs w:val="26"/>
         </w:rPr>
-        <w:t>8.6 Interaction Log Format</w:t>
+        <w:t>8.8 Interaction Log Format</w:t>
       </w:r>
     </w:p>
     <w:p>
